--- a/docs/提交材料/报名信息表（填写指南）.docx
+++ b/docs/提交材料/报名信息表（填写指南）.docx
@@ -13,7 +13,7 @@
           <w:color w:val="0B3D80"/>
           <w:sz w:val="36"/>
         </w:rPr>
-        <w:t>银鹭·AI银行副驾 · 报名信息填写指南</w:t>
+        <w:t>银枢·AI银行副驾 · 报名信息填写指南</w:t>
       </w:r>
     </w:p>
     <w:p>
@@ -179,7 +179,7 @@
                 <w:b w:val="0"/>
                 <w:sz w:val="19"/>
               </w:rPr>
-              <w:t>银鹭·AI银行副驾（YinLu AI Banking Copilot）</w:t>
+              <w:t>银枢·AI银行副驾（YinShu AI Banking Copilot）</w:t>
             </w:r>
           </w:p>
         </w:tc>
@@ -833,7 +833,7 @@
                 <w:b w:val="0"/>
                 <w:sz w:val="19"/>
               </w:rPr>
-              <w:t>https://github.com/hxxhhxxh （作品仓库：https://github.com/hxxhhxxh/yinlu-banking-agent）</w:t>
+              <w:t>https://github.com/hxxhhxxh （作品仓库：https://github.com/hxxhhxxh/yinshu-banking-agent）</w:t>
             </w:r>
           </w:p>
         </w:tc>
@@ -901,7 +901,7 @@
                 <w:b w:val="0"/>
                 <w:sz w:val="19"/>
               </w:rPr>
-              <w:t>⚠️ 待你补充（可填"银鹭小队"）</w:t>
+              <w:t>⚠️ 待你补充（可填"银枢小队"）</w:t>
             </w:r>
           </w:p>
         </w:tc>
@@ -1372,7 +1372,7 @@
                 <w:b w:val="0"/>
                 <w:sz w:val="19"/>
               </w:rPr>
-              <w:t>https://github.com/hxxhhxxh/yinlu-banking-agent（public，含 README / 部署说明 / 测试用例）</w:t>
+              <w:t>https://github.com/hxxhhxxh/yinshu-banking-agent（public，含 README / 部署说明 / 测试用例）</w:t>
             </w:r>
           </w:p>
         </w:tc>
@@ -2099,7 +2099,7 @@
           <w:b w:val="0"/>
           <w:sz w:val="21"/>
         </w:rPr>
-        <w:t>技术侧重版：零依赖可离线运行的银行 Agent，双引擎容灾 + 264 项自动化断言 + 跨进程持久化验证。</w:t>
+        <w:t>技术侧重版：零依赖可离线运行的银行 Agent，双引擎容灾 + 336 项自动化断言 + 跨进程持久化验证。</w:t>
       </w:r>
     </w:p>
     <w:sectPr>
